--- a/Documentation/SQL Server Backup Restore.docx
+++ b/Documentation/SQL Server Backup Restore.docx
@@ -2,15 +2,10 @@
 <file path=word/document.xml><?xml version="1.0" encoding="utf-8"?>
 <w:document xmlns:wpc="http://schemas.microsoft.com/office/word/2010/wordprocessingCanvas" xmlns:cx="http://schemas.microsoft.com/office/drawing/2014/chartex" xmlns:cx1="http://schemas.microsoft.com/office/drawing/2015/9/8/chartex" xmlns:cx2="http://schemas.microsoft.com/office/drawing/2015/10/21/chartex" xmlns:cx3="http://schemas.microsoft.com/office/drawing/2016/5/9/chartex" xmlns:cx4="http://schemas.microsoft.com/office/drawing/2016/5/10/chartex" xmlns:cx5="http://schemas.microsoft.com/office/drawing/2016/5/11/chartex" xmlns:cx6="http://schemas.microsoft.com/office/drawing/2016/5/12/chartex" xmlns:cx7="http://schemas.microsoft.com/office/drawing/2016/5/13/chartex" xmlns:cx8="http://schemas.microsoft.com/office/drawing/2016/5/14/chartex" xmlns:mc="http://schemas.openxmlformats.org/markup-compatibility/2006" xmlns:aink="http://schemas.microsoft.com/office/drawing/2016/ink" xmlns:am3d="http://schemas.microsoft.com/office/drawing/2017/model3d" xmlns:o="urn:schemas-microsoft-com:office:office" xmlns:oel="http://schemas.microsoft.com/office/2019/extlst" xmlns:r="http://schemas.openxmlformats.org/officeDocument/2006/relationships" xmlns:m="http://schemas.openxmlformats.org/officeDocument/2006/math" xmlns:v="urn:schemas-microsoft-com:vml" xmlns:wp14="http://schemas.microsoft.com/office/word/2010/wordprocessingDrawing" xmlns:wp="http://schemas.openxmlformats.org/drawingml/2006/wordprocessingDrawing" xmlns:w10="urn:schemas-microsoft-com:office:word" xmlns:w="http://schemas.openxmlformats.org/wordprocessingml/2006/main" xmlns:w14="http://schemas.microsoft.com/office/word/2010/wordml" xmlns:w15="http://schemas.microsoft.com/office/word/2012/wordml" xmlns:w16cex="http://schemas.microsoft.com/office/word/2018/wordml/cex" xmlns:w16cid="http://schemas.microsoft.com/office/word/2016/wordml/cid" xmlns:w16="http://schemas.microsoft.com/office/word/2018/wordml" xmlns:w16du="http://schemas.microsoft.com/office/word/2023/wordml/word16du" xmlns:w16sdtdh="http://schemas.microsoft.com/office/word/2020/wordml/sdtdatahash" xmlns:w16sdtfl="http://schemas.microsoft.com/office/word/2024/wordml/sdtformatlock" xmlns:w16se="http://schemas.microsoft.com/office/word/2015/wordml/symex" xmlns:wpg="http://schemas.microsoft.com/office/word/2010/wordprocessingGroup" xmlns:wpi="http://schemas.microsoft.com/office/word/2010/wordprocessingInk" xmlns:wne="http://schemas.microsoft.com/office/word/2006/wordml" xmlns:wps="http://schemas.microsoft.com/office/word/2010/wordprocessingShape" mc:Ignorable="w14 w15 w16se w16cid w16 w16cex w16sdtdh w16sdtfl w16du wp14">
   <w:body>
-    <w:p>
-      <w:r>
-        <w:t># SQL Server Setup Documentation</w:t>
-      </w:r>
-    </w:p>
-    <w:p/>
-    <w:p>
-      <w:r>
-        <w:t>## 1. Restoring a SQL Server Backup</w:t>
+    <w:p/>
+    <w:p>
+      <w:r>
+        <w:t>## Restoring a SQL Server Backup</w:t>
       </w:r>
     </w:p>
     <w:p/>
@@ -21,13 +16,7 @@
     </w:p>
     <w:p>
       <w:r>
-        <w:t>This section documents</w:t>
-      </w:r>
-      <w:r>
-        <w:t xml:space="preserve"> shows</w:t>
-      </w:r>
-      <w:r>
-        <w:t xml:space="preserve"> how to restore a SQL Server database using a backup file.</w:t>
+        <w:t>This section documents shows how to restore a SQL Server database using a backup file.</w:t>
       </w:r>
     </w:p>
     <w:p/>
@@ -49,78 +38,11 @@
     </w:p>
     <w:p>
       <w:r>
-        <w:t>3. Right-click on Databases.</w:t>
-      </w:r>
-    </w:p>
-    <w:p>
-      <w:r>
-        <w:t>4. Select Restore Database</w:t>
-      </w:r>
-      <w:r>
-        <w:t xml:space="preserve"> from the pop-up menu.</w:t>
-      </w:r>
-    </w:p>
-    <w:p>
-      <w:r>
-        <w:t>A window will appear</w:t>
-      </w:r>
-    </w:p>
-    <w:p>
-      <w:r>
-        <w:t>5. Select Device as the backup source.</w:t>
-      </w:r>
-    </w:p>
-    <w:p>
-      <w:r>
-        <w:t>6. Click the three dots (...) to select the backup file.</w:t>
-      </w:r>
-    </w:p>
-    <w:p>
-      <w:r>
-        <w:t>7. Select the SQL Server backup file (.</w:t>
-      </w:r>
-      <w:proofErr w:type="spellStart"/>
-      <w:r>
-        <w:t>bak</w:t>
-      </w:r>
-      <w:proofErr w:type="spellEnd"/>
-      <w:r>
-        <w:t>).</w:t>
-      </w:r>
-    </w:p>
-    <w:p>
-      <w:r>
-        <w:t>8. Select the database to restore.</w:t>
-      </w:r>
-    </w:p>
-    <w:p>
-      <w:r>
-        <w:t>9. Review the restore settings.</w:t>
-      </w:r>
-    </w:p>
-    <w:p>
-      <w:r>
-        <w:t>10. Click OK to restore the database.</w:t>
-      </w:r>
-    </w:p>
-    <w:p/>
-    <w:p>
-      <w:r>
-        <w:t>### Screenshot</w:t>
-      </w:r>
-      <w:r>
-        <w:t>s</w:t>
-      </w:r>
-    </w:p>
-    <w:p/>
-    <w:p>
-      <w:r>
-        <w:lastRenderedPageBreak/>
         <w:drawing>
-          <wp:inline distT="0" distB="0" distL="0" distR="0" wp14:anchorId="70F3D528" wp14:editId="6D4FCAD1">
-            <wp:extent cx="5943600" cy="5172075"/>
-            <wp:effectExtent l="0" t="0" r="0" b="9525"/>
-            <wp:docPr id="2063186206" name="Picture 1"/>
+          <wp:inline distT="0" distB="0" distL="0" distR="0" wp14:anchorId="175054D8" wp14:editId="7FD39784">
+            <wp:extent cx="2194750" cy="2545301"/>
+            <wp:effectExtent l="0" t="0" r="0" b="7620"/>
+            <wp:docPr id="705547372" name="Picture 1"/>
             <wp:cNvGraphicFramePr>
               <a:graphicFrameLocks xmlns:a="http://schemas.openxmlformats.org/drawingml/2006/main" noChangeAspect="1"/>
             </wp:cNvGraphicFramePr>
@@ -128,11 +50,148 @@
               <a:graphicData uri="http://schemas.openxmlformats.org/drawingml/2006/picture">
                 <pic:pic xmlns:pic="http://schemas.openxmlformats.org/drawingml/2006/picture">
                   <pic:nvPicPr>
-                    <pic:cNvPr id="2063186206" name=""/>
+                    <pic:cNvPr id="705547372" name=""/>
                     <pic:cNvPicPr/>
                   </pic:nvPicPr>
                   <pic:blipFill>
                     <a:blip r:embed="rId4"/>
+                    <a:stretch>
+                      <a:fillRect/>
+                    </a:stretch>
+                  </pic:blipFill>
+                  <pic:spPr>
+                    <a:xfrm>
+                      <a:off x="0" y="0"/>
+                      <a:ext cx="2194750" cy="2545301"/>
+                    </a:xfrm>
+                    <a:prstGeom prst="rect">
+                      <a:avLst/>
+                    </a:prstGeom>
+                  </pic:spPr>
+                </pic:pic>
+              </a:graphicData>
+            </a:graphic>
+          </wp:inline>
+        </w:drawing>
+      </w:r>
+    </w:p>
+    <w:p/>
+    <w:p>
+      <w:r>
+        <w:t>3. Right-click on Databases.</w:t>
+      </w:r>
+    </w:p>
+    <w:p>
+      <w:r>
+        <w:lastRenderedPageBreak/>
+        <w:drawing>
+          <wp:inline distT="0" distB="0" distL="0" distR="0" wp14:anchorId="617B9994" wp14:editId="5DBFAC0A">
+            <wp:extent cx="2194750" cy="2545301"/>
+            <wp:effectExtent l="0" t="0" r="0" b="7620"/>
+            <wp:docPr id="241952158" name="Picture 1"/>
+            <wp:cNvGraphicFramePr>
+              <a:graphicFrameLocks xmlns:a="http://schemas.openxmlformats.org/drawingml/2006/main" noChangeAspect="1"/>
+            </wp:cNvGraphicFramePr>
+            <a:graphic xmlns:a="http://schemas.openxmlformats.org/drawingml/2006/main">
+              <a:graphicData uri="http://schemas.openxmlformats.org/drawingml/2006/picture">
+                <pic:pic xmlns:pic="http://schemas.openxmlformats.org/drawingml/2006/picture">
+                  <pic:nvPicPr>
+                    <pic:cNvPr id="241952158" name=""/>
+                    <pic:cNvPicPr/>
+                  </pic:nvPicPr>
+                  <pic:blipFill>
+                    <a:blip r:embed="rId5"/>
+                    <a:stretch>
+                      <a:fillRect/>
+                    </a:stretch>
+                  </pic:blipFill>
+                  <pic:spPr>
+                    <a:xfrm>
+                      <a:off x="0" y="0"/>
+                      <a:ext cx="2194750" cy="2545301"/>
+                    </a:xfrm>
+                    <a:prstGeom prst="rect">
+                      <a:avLst/>
+                    </a:prstGeom>
+                  </pic:spPr>
+                </pic:pic>
+              </a:graphicData>
+            </a:graphic>
+          </wp:inline>
+        </w:drawing>
+      </w:r>
+    </w:p>
+    <w:p/>
+    <w:p>
+      <w:r>
+        <w:t>4. Select Restore Database from the pop-up menu.</w:t>
+      </w:r>
+    </w:p>
+    <w:p>
+      <w:r>
+        <w:drawing>
+          <wp:inline distT="0" distB="0" distL="0" distR="0" wp14:anchorId="484E7694" wp14:editId="0527F857">
+            <wp:extent cx="2141406" cy="2133785"/>
+            <wp:effectExtent l="0" t="0" r="0" b="0"/>
+            <wp:docPr id="514835727" name="Picture 1"/>
+            <wp:cNvGraphicFramePr>
+              <a:graphicFrameLocks xmlns:a="http://schemas.openxmlformats.org/drawingml/2006/main" noChangeAspect="1"/>
+            </wp:cNvGraphicFramePr>
+            <a:graphic xmlns:a="http://schemas.openxmlformats.org/drawingml/2006/main">
+              <a:graphicData uri="http://schemas.openxmlformats.org/drawingml/2006/picture">
+                <pic:pic xmlns:pic="http://schemas.openxmlformats.org/drawingml/2006/picture">
+                  <pic:nvPicPr>
+                    <pic:cNvPr id="514835727" name=""/>
+                    <pic:cNvPicPr/>
+                  </pic:nvPicPr>
+                  <pic:blipFill>
+                    <a:blip r:embed="rId6"/>
+                    <a:stretch>
+                      <a:fillRect/>
+                    </a:stretch>
+                  </pic:blipFill>
+                  <pic:spPr>
+                    <a:xfrm>
+                      <a:off x="0" y="0"/>
+                      <a:ext cx="2141406" cy="2133785"/>
+                    </a:xfrm>
+                    <a:prstGeom prst="rect">
+                      <a:avLst/>
+                    </a:prstGeom>
+                  </pic:spPr>
+                </pic:pic>
+              </a:graphicData>
+            </a:graphic>
+          </wp:inline>
+        </w:drawing>
+      </w:r>
+    </w:p>
+    <w:p/>
+    <w:p>
+      <w:r>
+        <w:t>A window will appear</w:t>
+      </w:r>
+    </w:p>
+    <w:p>
+      <w:r>
+        <w:lastRenderedPageBreak/>
+        <w:drawing>
+          <wp:inline distT="0" distB="0" distL="0" distR="0" wp14:anchorId="1A92345D" wp14:editId="1791E3A5">
+            <wp:extent cx="5943600" cy="5172075"/>
+            <wp:effectExtent l="0" t="0" r="0" b="9525"/>
+            <wp:docPr id="297858961" name="Picture 1"/>
+            <wp:cNvGraphicFramePr>
+              <a:graphicFrameLocks xmlns:a="http://schemas.openxmlformats.org/drawingml/2006/main" noChangeAspect="1"/>
+            </wp:cNvGraphicFramePr>
+            <a:graphic xmlns:a="http://schemas.openxmlformats.org/drawingml/2006/main">
+              <a:graphicData uri="http://schemas.openxmlformats.org/drawingml/2006/picture">
+                <pic:pic xmlns:pic="http://schemas.openxmlformats.org/drawingml/2006/picture">
+                  <pic:nvPicPr>
+                    <pic:cNvPr id="297858961" name=""/>
+                    <pic:cNvPicPr/>
+                  </pic:nvPicPr>
+                  <pic:blipFill>
+                    <a:blip r:embed="rId7"/>
                     <a:stretch>
                       <a:fillRect/>
                     </a:stretch>
@@ -156,12 +215,17 @@
     <w:p/>
     <w:p>
       <w:r>
+        <w:t>5. Select Device as the backup source.</w:t>
+      </w:r>
+    </w:p>
+    <w:p>
+      <w:r>
         <w:lastRenderedPageBreak/>
         <w:drawing>
-          <wp:inline distT="0" distB="0" distL="0" distR="0" wp14:anchorId="2B68EF13" wp14:editId="1B20EDA7">
-            <wp:extent cx="5943600" cy="4018915"/>
-            <wp:effectExtent l="0" t="0" r="0" b="635"/>
-            <wp:docPr id="1469027184" name="Picture 1"/>
+          <wp:inline distT="0" distB="0" distL="0" distR="0" wp14:anchorId="61ED1061" wp14:editId="1DC34F56">
+            <wp:extent cx="5943600" cy="5172075"/>
+            <wp:effectExtent l="0" t="0" r="0" b="9525"/>
+            <wp:docPr id="229554448" name="Picture 1"/>
             <wp:cNvGraphicFramePr>
               <a:graphicFrameLocks xmlns:a="http://schemas.openxmlformats.org/drawingml/2006/main" noChangeAspect="1"/>
             </wp:cNvGraphicFramePr>
@@ -169,11 +233,182 @@
               <a:graphicData uri="http://schemas.openxmlformats.org/drawingml/2006/picture">
                 <pic:pic xmlns:pic="http://schemas.openxmlformats.org/drawingml/2006/picture">
                   <pic:nvPicPr>
-                    <pic:cNvPr id="1469027184" name=""/>
+                    <pic:cNvPr id="229554448" name=""/>
                     <pic:cNvPicPr/>
                   </pic:nvPicPr>
                   <pic:blipFill>
-                    <a:blip r:embed="rId5"/>
+                    <a:blip r:embed="rId8"/>
+                    <a:stretch>
+                      <a:fillRect/>
+                    </a:stretch>
+                  </pic:blipFill>
+                  <pic:spPr>
+                    <a:xfrm>
+                      <a:off x="0" y="0"/>
+                      <a:ext cx="5943600" cy="5172075"/>
+                    </a:xfrm>
+                    <a:prstGeom prst="rect">
+                      <a:avLst/>
+                    </a:prstGeom>
+                  </pic:spPr>
+                </pic:pic>
+              </a:graphicData>
+            </a:graphic>
+          </wp:inline>
+        </w:drawing>
+      </w:r>
+    </w:p>
+    <w:p/>
+    <w:p>
+      <w:r>
+        <w:t>6. Click the three dots (...) to select the backup file.</w:t>
+      </w:r>
+    </w:p>
+    <w:p>
+      <w:r>
+        <w:lastRenderedPageBreak/>
+        <w:drawing>
+          <wp:inline distT="0" distB="0" distL="0" distR="0" wp14:anchorId="038480AA" wp14:editId="6FF7CC7D">
+            <wp:extent cx="5943600" cy="5107305"/>
+            <wp:effectExtent l="0" t="0" r="0" b="0"/>
+            <wp:docPr id="488061230" name="Picture 1"/>
+            <wp:cNvGraphicFramePr>
+              <a:graphicFrameLocks xmlns:a="http://schemas.openxmlformats.org/drawingml/2006/main" noChangeAspect="1"/>
+            </wp:cNvGraphicFramePr>
+            <a:graphic xmlns:a="http://schemas.openxmlformats.org/drawingml/2006/main">
+              <a:graphicData uri="http://schemas.openxmlformats.org/drawingml/2006/picture">
+                <pic:pic xmlns:pic="http://schemas.openxmlformats.org/drawingml/2006/picture">
+                  <pic:nvPicPr>
+                    <pic:cNvPr id="488061230" name=""/>
+                    <pic:cNvPicPr/>
+                  </pic:nvPicPr>
+                  <pic:blipFill>
+                    <a:blip r:embed="rId9"/>
+                    <a:stretch>
+                      <a:fillRect/>
+                    </a:stretch>
+                  </pic:blipFill>
+                  <pic:spPr>
+                    <a:xfrm>
+                      <a:off x="0" y="0"/>
+                      <a:ext cx="5943600" cy="5107305"/>
+                    </a:xfrm>
+                    <a:prstGeom prst="rect">
+                      <a:avLst/>
+                    </a:prstGeom>
+                  </pic:spPr>
+                </pic:pic>
+              </a:graphicData>
+            </a:graphic>
+          </wp:inline>
+        </w:drawing>
+      </w:r>
+    </w:p>
+    <w:p>
+      <w:r>
+        <w:t>A window will appear</w:t>
+      </w:r>
+      <w:r>
+        <w:t>.</w:t>
+      </w:r>
+    </w:p>
+    <w:p>
+      <w:r>
+        <w:lastRenderedPageBreak/>
+        <w:drawing>
+          <wp:inline distT="0" distB="0" distL="0" distR="0" wp14:anchorId="7C297802" wp14:editId="5DEDCC47">
+            <wp:extent cx="5006774" cy="3436918"/>
+            <wp:effectExtent l="0" t="0" r="3810" b="0"/>
+            <wp:docPr id="982590981" name="Picture 1"/>
+            <wp:cNvGraphicFramePr>
+              <a:graphicFrameLocks xmlns:a="http://schemas.openxmlformats.org/drawingml/2006/main" noChangeAspect="1"/>
+            </wp:cNvGraphicFramePr>
+            <a:graphic xmlns:a="http://schemas.openxmlformats.org/drawingml/2006/main">
+              <a:graphicData uri="http://schemas.openxmlformats.org/drawingml/2006/picture">
+                <pic:pic xmlns:pic="http://schemas.openxmlformats.org/drawingml/2006/picture">
+                  <pic:nvPicPr>
+                    <pic:cNvPr id="982590981" name=""/>
+                    <pic:cNvPicPr/>
+                  </pic:nvPicPr>
+                  <pic:blipFill>
+                    <a:blip r:embed="rId10"/>
+                    <a:stretch>
+                      <a:fillRect/>
+                    </a:stretch>
+                  </pic:blipFill>
+                  <pic:spPr>
+                    <a:xfrm>
+                      <a:off x="0" y="0"/>
+                      <a:ext cx="5006774" cy="3436918"/>
+                    </a:xfrm>
+                    <a:prstGeom prst="rect">
+                      <a:avLst/>
+                    </a:prstGeom>
+                  </pic:spPr>
+                </pic:pic>
+              </a:graphicData>
+            </a:graphic>
+          </wp:inline>
+        </w:drawing>
+      </w:r>
+    </w:p>
+    <w:p/>
+    <w:p>
+      <w:r>
+        <w:t xml:space="preserve">7. </w:t>
+      </w:r>
+      <w:r>
+        <w:t xml:space="preserve">Ensure </w:t>
+      </w:r>
+      <w:r>
+        <w:t xml:space="preserve">that the backup media type is set </w:t>
+      </w:r>
+      <w:r>
+        <w:t>to File and click on add</w:t>
+      </w:r>
+      <w:r>
+        <w:t>.</w:t>
+      </w:r>
+    </w:p>
+    <w:p>
+      <w:r>
+        <w:t>8.</w:t>
+      </w:r>
+      <w:r>
+        <w:t>Browse to the folder containing your .</w:t>
+      </w:r>
+      <w:proofErr w:type="spellStart"/>
+      <w:r>
+        <w:t>bak</w:t>
+      </w:r>
+      <w:proofErr w:type="spellEnd"/>
+      <w:r>
+        <w:t xml:space="preserve"> file, select it and click OK</w:t>
+      </w:r>
+      <w:r>
+        <w:t>. Click OK again to return to the main window.</w:t>
+      </w:r>
+    </w:p>
+    <w:p>
+      <w:r>
+        <w:lastRenderedPageBreak/>
+        <w:drawing>
+          <wp:inline distT="0" distB="0" distL="0" distR="0" wp14:anchorId="7C8A85CE" wp14:editId="3A1B90DA">
+            <wp:extent cx="5943600" cy="4018915"/>
+            <wp:effectExtent l="0" t="0" r="0" b="635"/>
+            <wp:docPr id="136084506" name="Picture 1"/>
+            <wp:cNvGraphicFramePr>
+              <a:graphicFrameLocks xmlns:a="http://schemas.openxmlformats.org/drawingml/2006/main" noChangeAspect="1"/>
+            </wp:cNvGraphicFramePr>
+            <a:graphic xmlns:a="http://schemas.openxmlformats.org/drawingml/2006/main">
+              <a:graphicData uri="http://schemas.openxmlformats.org/drawingml/2006/picture">
+                <pic:pic xmlns:pic="http://schemas.openxmlformats.org/drawingml/2006/picture">
+                  <pic:nvPicPr>
+                    <pic:cNvPr id="136084506" name=""/>
+                    <pic:cNvPicPr/>
+                  </pic:nvPicPr>
+                  <pic:blipFill>
+                    <a:blip r:embed="rId11"/>
                     <a:stretch>
                       <a:fillRect/>
                     </a:stretch>
@@ -194,6 +429,72 @@
         </w:drawing>
       </w:r>
     </w:p>
+    <w:p/>
+    <w:p>
+      <w:r>
+        <w:t>9</w:t>
+      </w:r>
+      <w:r>
+        <w:t>. Select the database to restore.</w:t>
+      </w:r>
+    </w:p>
+    <w:p>
+      <w:r>
+        <w:lastRenderedPageBreak/>
+        <w:drawing>
+          <wp:inline distT="0" distB="0" distL="0" distR="0" wp14:anchorId="36C06457" wp14:editId="3CFF6815">
+            <wp:extent cx="5943600" cy="5148580"/>
+            <wp:effectExtent l="0" t="0" r="0" b="0"/>
+            <wp:docPr id="899243983" name="Picture 1"/>
+            <wp:cNvGraphicFramePr>
+              <a:graphicFrameLocks xmlns:a="http://schemas.openxmlformats.org/drawingml/2006/main" noChangeAspect="1"/>
+            </wp:cNvGraphicFramePr>
+            <a:graphic xmlns:a="http://schemas.openxmlformats.org/drawingml/2006/main">
+              <a:graphicData uri="http://schemas.openxmlformats.org/drawingml/2006/picture">
+                <pic:pic xmlns:pic="http://schemas.openxmlformats.org/drawingml/2006/picture">
+                  <pic:nvPicPr>
+                    <pic:cNvPr id="899243983" name=""/>
+                    <pic:cNvPicPr/>
+                  </pic:nvPicPr>
+                  <pic:blipFill>
+                    <a:blip r:embed="rId12"/>
+                    <a:stretch>
+                      <a:fillRect/>
+                    </a:stretch>
+                  </pic:blipFill>
+                  <pic:spPr>
+                    <a:xfrm>
+                      <a:off x="0" y="0"/>
+                      <a:ext cx="5943600" cy="5148580"/>
+                    </a:xfrm>
+                    <a:prstGeom prst="rect">
+                      <a:avLst/>
+                    </a:prstGeom>
+                  </pic:spPr>
+                </pic:pic>
+              </a:graphicData>
+            </a:graphic>
+          </wp:inline>
+        </w:drawing>
+      </w:r>
+    </w:p>
+    <w:p/>
+    <w:p>
+      <w:r>
+        <w:t>9. Review the restore settings.</w:t>
+      </w:r>
+    </w:p>
+    <w:p>
+      <w:r>
+        <w:t>10. Click OK to restore the database.</w:t>
+      </w:r>
+    </w:p>
+    <w:p/>
+    <w:p/>
+    <w:p/>
+    <w:p/>
+    <w:p/>
+    <w:p/>
     <w:p/>
     <w:sectPr>
       <w:pgSz w:w="12240" w:h="15840"/>
